--- a/Coding 1 - year/Unit 1 - Intro to Programming/Daily Lesson Plans/Word/Day 9.docx
+++ b/Coding 1 - year/Unit 1 - Intro to Programming/Daily Lesson Plans/Word/Day 9.docx
@@ -50,12 +50,15 @@
               </w:rPr>
               <w:t xml:space="preserve">Coding I — Full Year</w:t>
             </w:r>
-          </w:p>
-          <w:p>
-            <w:pPr>
-              <w:spacing w:before="40"/>
-              <w:jc w:val="center"/>
-            </w:pPr>
+            <w:r>
+              <w:rPr>
+                <w:rFonts w:ascii="Arial" w:cs="Arial" w:eastAsia="Arial" w:hAnsi="Arial"/>
+                <w:sz w:val="16"/>
+                <w:szCs w:val="16"/>
+              </w:rPr>
+              <w:br/>
+              <w:t xml:space="preserve"/>
+            </w:r>
             <w:r>
               <w:rPr>
                 <w:rFonts w:ascii="Arial" w:cs="Arial" w:eastAsia="Arial" w:hAnsi="Arial"/>
@@ -83,7 +86,7 @@
           <w:rFonts w:ascii="Arial" w:cs="Arial" w:eastAsia="Arial" w:hAnsi="Arial"/>
           <w:b/>
           <w:bCs/>
-          <w:color w:val="1F3864"/>
+          <w:color w:val="2B5797"/>
           <w:sz w:val="32"/>
           <w:szCs w:val="32"/>
         </w:rPr>
@@ -261,9 +264,9 @@
               <w:right w:val="single" w:color="CCCCCC" w:sz="1"/>
             </w:tcBorders>
             <w:tcMar>
-              <w:top w:type="dxa" w:w="60"/>
+              <w:top w:type="dxa" w:w="80"/>
               <w:left w:type="dxa" w:w="120"/>
-              <w:bottom w:type="dxa" w:w="60"/>
+              <w:bottom w:type="dxa" w:w="80"/>
               <w:right w:type="dxa" w:w="120"/>
             </w:tcMar>
           </w:tcPr>
@@ -290,20 +293,213 @@
               <w:right w:val="single" w:color="CCCCCC" w:sz="1"/>
             </w:tcBorders>
             <w:tcMar>
-              <w:top w:type="dxa" w:w="60"/>
+              <w:top w:type="dxa" w:w="80"/>
               <w:left w:type="dxa" w:w="120"/>
-              <w:bottom w:type="dxa" w:w="60"/>
+              <w:bottom w:type="dxa" w:w="80"/>
               <w:right w:type="dxa" w:w="120"/>
             </w:tcMar>
           </w:tcPr>
           <w:p>
-            <w:r>
-              <w:rPr>
-                <w:rFonts w:ascii="Arial" w:cs="Arial" w:eastAsia="Arial" w:hAnsi="Arial"/>
-                <w:sz w:val="20"/>
-                <w:szCs w:val="20"/>
+            <w:pPr>
+              <w:spacing w:after="80" w:before="80"/>
+            </w:pPr>
+            <w:r>
+              <w:rPr>
+                <w:rFonts w:ascii="Arial" w:cs="Arial" w:eastAsia="Arial" w:hAnsi="Arial"/>
+                <w:b/>
+                <w:bCs/>
+                <w:i w:val="false"/>
+                <w:iCs w:val="false"/>
+                <w:color w:val="000000"/>
+                <w:sz w:val="22"/>
+                <w:szCs w:val="22"/>
               </w:rPr>
               <w:t xml:space="preserve">Bell Ringer / Review</w:t>
+            </w:r>
+            <w:r>
+              <w:rPr>
+                <w:rFonts w:ascii="Arial" w:cs="Arial" w:eastAsia="Arial" w:hAnsi="Arial"/>
+                <w:sz w:val="20"/>
+                <w:szCs w:val="20"/>
+              </w:rPr>
+              <w:br/>
+              <w:t xml:space="preserve"/>
+            </w:r>
+            <w:r>
+              <w:rPr>
+                <w:rFonts w:ascii="Arial" w:cs="Arial" w:eastAsia="Arial" w:hAnsi="Arial"/>
+                <w:sz w:val="20"/>
+                <w:szCs w:val="20"/>
+              </w:rPr>
+              <w:br/>
+              <w:t xml:space="preserve"/>
+            </w:r>
+            <w:r>
+              <w:rPr>
+                <w:rFonts w:ascii="Arial" w:cs="Arial" w:eastAsia="Arial" w:hAnsi="Arial"/>
+                <w:b/>
+                <w:bCs/>
+                <w:i w:val="false"/>
+                <w:iCs w:val="false"/>
+                <w:color w:val="000000"/>
+                <w:sz w:val="20"/>
+                <w:szCs w:val="20"/>
+              </w:rPr>
+              <w:t xml:space="preserve">Quick Write </w:t>
+            </w:r>
+            <w:r>
+              <w:rPr>
+                <w:rFonts w:ascii="Arial" w:cs="Arial" w:eastAsia="Arial" w:hAnsi="Arial"/>
+                <w:b w:val="false"/>
+                <w:bCs w:val="false"/>
+                <w:i w:val="false"/>
+                <w:iCs w:val="false"/>
+                <w:color w:val="000000"/>
+                <w:sz w:val="20"/>
+                <w:szCs w:val="20"/>
+              </w:rPr>
+              <w:t xml:space="preserve">(3 min — written or verbal):</w:t>
+            </w:r>
+            <w:r>
+              <w:rPr>
+                <w:rFonts w:ascii="Arial" w:cs="Arial" w:eastAsia="Arial" w:hAnsi="Arial"/>
+                <w:sz w:val="20"/>
+                <w:szCs w:val="20"/>
+              </w:rPr>
+              <w:br/>
+              <w:t xml:space="preserve"/>
+            </w:r>
+            <w:r>
+              <w:rPr>
+                <w:rFonts w:ascii="Arial" w:cs="Arial" w:eastAsia="Arial" w:hAnsi="Arial"/>
+                <w:b w:val="false"/>
+                <w:bCs w:val="false"/>
+                <w:i w:val="false"/>
+                <w:iCs w:val="false"/>
+                <w:color w:val="000000"/>
+                <w:sz w:val="20"/>
+                <w:szCs w:val="20"/>
+              </w:rPr>
+              <w:t xml:space="preserve">    In your own words: Convert user input to numeric data types for calculations?</w:t>
+            </w:r>
+            <w:r>
+              <w:rPr>
+                <w:rFonts w:ascii="Arial" w:cs="Arial" w:eastAsia="Arial" w:hAnsi="Arial"/>
+                <w:sz w:val="20"/>
+                <w:szCs w:val="20"/>
+              </w:rPr>
+              <w:br/>
+              <w:t xml:space="preserve"/>
+            </w:r>
+            <w:r>
+              <w:rPr>
+                <w:rFonts w:ascii="Arial" w:cs="Arial" w:eastAsia="Arial" w:hAnsi="Arial"/>
+                <w:sz w:val="20"/>
+                <w:szCs w:val="20"/>
+              </w:rPr>
+              <w:br/>
+              <w:t xml:space="preserve"/>
+            </w:r>
+            <w:r>
+              <w:rPr>
+                <w:rFonts w:ascii="Arial" w:cs="Arial" w:eastAsia="Arial" w:hAnsi="Arial"/>
+                <w:b/>
+                <w:bCs/>
+                <w:i w:val="false"/>
+                <w:iCs w:val="false"/>
+                <w:color w:val="000000"/>
+                <w:sz w:val="20"/>
+                <w:szCs w:val="20"/>
+              </w:rPr>
+              <w:t xml:space="preserve">Vocabulary Preview — </w:t>
+            </w:r>
+            <w:r>
+              <w:rPr>
+                <w:rFonts w:ascii="Arial" w:cs="Arial" w:eastAsia="Arial" w:hAnsi="Arial"/>
+                <w:b w:val="false"/>
+                <w:bCs w:val="false"/>
+                <w:i w:val="false"/>
+                <w:iCs w:val="false"/>
+                <w:color w:val="000000"/>
+                <w:sz w:val="20"/>
+                <w:szCs w:val="20"/>
+              </w:rPr>
+              <w:t xml:space="preserve">terms we'll use today:</w:t>
+            </w:r>
+            <w:r>
+              <w:rPr>
+                <w:rFonts w:ascii="Arial" w:cs="Arial" w:eastAsia="Arial" w:hAnsi="Arial"/>
+                <w:sz w:val="20"/>
+                <w:szCs w:val="20"/>
+              </w:rPr>
+              <w:br/>
+              <w:t xml:space="preserve"/>
+            </w:r>
+            <w:r>
+              <w:rPr>
+                <w:rFonts w:ascii="Arial" w:cs="Arial" w:eastAsia="Arial" w:hAnsi="Arial"/>
+                <w:b w:val="false"/>
+                <w:bCs w:val="false"/>
+                <w:i w:val="false"/>
+                <w:iCs w:val="false"/>
+                <w:color w:val="000000"/>
+                <w:sz w:val="20"/>
+                <w:szCs w:val="20"/>
+              </w:rPr>
+              <w:t xml:space="preserve">    • convert   •   type conversion   •   casting   •   Important notes   •   Common pattern</w:t>
+            </w:r>
+            <w:r>
+              <w:rPr>
+                <w:rFonts w:ascii="Arial" w:cs="Arial" w:eastAsia="Arial" w:hAnsi="Arial"/>
+                <w:sz w:val="20"/>
+                <w:szCs w:val="20"/>
+              </w:rPr>
+              <w:br/>
+              <w:t xml:space="preserve"/>
+            </w:r>
+            <w:r>
+              <w:rPr>
+                <w:rFonts w:ascii="Arial" w:cs="Arial" w:eastAsia="Arial" w:hAnsi="Arial"/>
+                <w:sz w:val="20"/>
+                <w:szCs w:val="20"/>
+              </w:rPr>
+              <w:br/>
+              <w:t xml:space="preserve"/>
+            </w:r>
+            <w:r>
+              <w:rPr>
+                <w:rFonts w:ascii="Arial" w:cs="Arial" w:eastAsia="Arial" w:hAnsi="Arial"/>
+                <w:b w:val="false"/>
+                <w:bCs w:val="false"/>
+                <w:i/>
+                <w:iCs/>
+                <w:color w:val="444444"/>
+                <w:sz w:val="20"/>
+                <w:szCs w:val="20"/>
+              </w:rPr>
+              <w:t xml:space="preserve">Today's Goal: By the end of class you will be able to convert user input to numeric data types for calculations.</w:t>
+            </w:r>
+            <w:r>
+              <w:rPr>
+                <w:rFonts w:ascii="Arial" w:cs="Arial" w:eastAsia="Arial" w:hAnsi="Arial"/>
+                <w:sz w:val="20"/>
+                <w:szCs w:val="20"/>
+              </w:rPr>
+              <w:br/>
+              <w:t xml:space="preserve"/>
+            </w:r>
+            <w:r>
+              <w:rPr>
+                <w:rFonts w:ascii="Arial" w:cs="Arial" w:eastAsia="Arial" w:hAnsi="Arial"/>
+                <w:b w:val="false"/>
+                <w:bCs w:val="false"/>
+                <w:i/>
+                <w:iCs/>
+                <w:color w:val="555555"/>
+                <w:sz w:val="20"/>
+                <w:szCs w:val="20"/>
+              </w:rPr>
+              <w:t xml:space="preserve">→ Pair-share your response, then 2–3 students share with the class.</w:t>
             </w:r>
           </w:p>
         </w:tc>
@@ -319,9 +515,9 @@
               <w:right w:val="single" w:color="CCCCCC" w:sz="1"/>
             </w:tcBorders>
             <w:tcMar>
-              <w:top w:type="dxa" w:w="60"/>
+              <w:top w:type="dxa" w:w="80"/>
               <w:left w:type="dxa" w:w="120"/>
-              <w:bottom w:type="dxa" w:w="60"/>
+              <w:bottom w:type="dxa" w:w="80"/>
               <w:right w:type="dxa" w:w="120"/>
             </w:tcMar>
           </w:tcPr>
@@ -348,20 +544,468 @@
               <w:right w:val="single" w:color="CCCCCC" w:sz="1"/>
             </w:tcBorders>
             <w:tcMar>
-              <w:top w:type="dxa" w:w="60"/>
+              <w:top w:type="dxa" w:w="80"/>
               <w:left w:type="dxa" w:w="120"/>
-              <w:bottom w:type="dxa" w:w="60"/>
+              <w:bottom w:type="dxa" w:w="80"/>
               <w:right w:type="dxa" w:w="120"/>
             </w:tcMar>
           </w:tcPr>
           <w:p>
-            <w:r>
-              <w:rPr>
-                <w:rFonts w:ascii="Arial" w:cs="Arial" w:eastAsia="Arial" w:hAnsi="Arial"/>
-                <w:sz w:val="20"/>
-                <w:szCs w:val="20"/>
-              </w:rPr>
-              <w:t xml:space="preserve">Mini Lesson: Type Conversion — int(), float(), str() with input()</w:t>
+            <w:pPr>
+              <w:spacing w:after="80" w:before="80"/>
+            </w:pPr>
+            <w:r>
+              <w:rPr>
+                <w:rFonts w:ascii="Arial" w:cs="Arial" w:eastAsia="Arial" w:hAnsi="Arial"/>
+                <w:b/>
+                <w:bCs/>
+                <w:i w:val="false"/>
+                <w:iCs w:val="false"/>
+                <w:color w:val="000000"/>
+                <w:sz w:val="22"/>
+                <w:szCs w:val="22"/>
+              </w:rPr>
+              <w:t xml:space="preserve">Mini Lesson: </w:t>
+            </w:r>
+            <w:r>
+              <w:rPr>
+                <w:rFonts w:ascii="Arial" w:cs="Arial" w:eastAsia="Arial" w:hAnsi="Arial"/>
+                <w:b w:val="false"/>
+                <w:bCs w:val="false"/>
+                <w:i w:val="false"/>
+                <w:iCs w:val="false"/>
+                <w:color w:val="000000"/>
+                <w:sz w:val="22"/>
+                <w:szCs w:val="22"/>
+              </w:rPr>
+              <w:t xml:space="preserve">Type Conversion — int(), float(), str() with input()</w:t>
+            </w:r>
+            <w:r>
+              <w:rPr>
+                <w:rFonts w:ascii="Arial" w:cs="Arial" w:eastAsia="Arial" w:hAnsi="Arial"/>
+                <w:sz w:val="20"/>
+                <w:szCs w:val="20"/>
+              </w:rPr>
+              <w:br/>
+              <w:t xml:space="preserve"/>
+            </w:r>
+            <w:r>
+              <w:rPr>
+                <w:rFonts w:ascii="Arial" w:cs="Arial" w:eastAsia="Arial" w:hAnsi="Arial"/>
+                <w:sz w:val="20"/>
+                <w:szCs w:val="20"/>
+              </w:rPr>
+              <w:br/>
+              <w:t xml:space="preserve"/>
+            </w:r>
+            <w:r>
+              <w:rPr>
+                <w:rFonts w:ascii="Arial" w:cs="Arial" w:eastAsia="Arial" w:hAnsi="Arial"/>
+                <w:b/>
+                <w:bCs/>
+                <w:i/>
+                <w:iCs/>
+                <w:color w:val="000000"/>
+                <w:sz w:val="20"/>
+                <w:szCs w:val="20"/>
+              </w:rPr>
+              <w:t xml:space="preserve">Learning Target: </w:t>
+            </w:r>
+            <w:r>
+              <w:rPr>
+                <w:rFonts w:ascii="Arial" w:cs="Arial" w:eastAsia="Arial" w:hAnsi="Arial"/>
+                <w:b w:val="false"/>
+                <w:bCs w:val="false"/>
+                <w:i/>
+                <w:iCs/>
+                <w:color w:val="333333"/>
+                <w:sz w:val="20"/>
+                <w:szCs w:val="20"/>
+              </w:rPr>
+              <w:t xml:space="preserve">I can convert user input to numeric data types for calculations.</w:t>
+            </w:r>
+            <w:r>
+              <w:rPr>
+                <w:rFonts w:ascii="Arial" w:cs="Arial" w:eastAsia="Arial" w:hAnsi="Arial"/>
+                <w:sz w:val="20"/>
+                <w:szCs w:val="20"/>
+              </w:rPr>
+              <w:br/>
+              <w:t xml:space="preserve"/>
+            </w:r>
+            <w:r>
+              <w:rPr>
+                <w:rFonts w:ascii="Arial" w:cs="Arial" w:eastAsia="Arial" w:hAnsi="Arial"/>
+                <w:sz w:val="20"/>
+                <w:szCs w:val="20"/>
+              </w:rPr>
+              <w:br/>
+              <w:t xml:space="preserve"/>
+            </w:r>
+            <w:r>
+              <w:rPr>
+                <w:rFonts w:ascii="Arial" w:cs="Arial" w:eastAsia="Arial" w:hAnsi="Arial"/>
+                <w:b w:val="false"/>
+                <w:bCs w:val="false"/>
+                <w:i w:val="false"/>
+                <w:iCs w:val="false"/>
+                <w:color w:val="000000"/>
+                <w:sz w:val="20"/>
+                <w:szCs w:val="20"/>
+              </w:rPr>
+              <w:t xml:space="preserve">Since input() always returns a string, you must convert the string to a number before using it in calculations. This is called type conversion or casting.</w:t>
+            </w:r>
+            <w:r>
+              <w:rPr>
+                <w:rFonts w:ascii="Arial" w:cs="Arial" w:eastAsia="Arial" w:hAnsi="Arial"/>
+                <w:sz w:val="20"/>
+                <w:szCs w:val="20"/>
+              </w:rPr>
+              <w:br/>
+              <w:t xml:space="preserve"/>
+            </w:r>
+            <w:r>
+              <w:rPr>
+                <w:rFonts w:ascii="Arial" w:cs="Arial" w:eastAsia="Arial" w:hAnsi="Arial"/>
+                <w:b w:val="false"/>
+                <w:bCs w:val="false"/>
+                <w:i w:val="false"/>
+                <w:iCs w:val="false"/>
+                <w:color w:val="000000"/>
+                <w:sz w:val="20"/>
+                <w:szCs w:val="20"/>
+              </w:rPr>
+              <w:t xml:space="preserve">Three main conversion functions:</w:t>
+            </w:r>
+            <w:r>
+              <w:rPr>
+                <w:rFonts w:ascii="Arial" w:cs="Arial" w:eastAsia="Arial" w:hAnsi="Arial"/>
+                <w:sz w:val="20"/>
+                <w:szCs w:val="20"/>
+              </w:rPr>
+              <w:br/>
+              <w:t xml:space="preserve"/>
+            </w:r>
+            <w:r>
+              <w:rPr>
+                <w:rFonts w:ascii="Arial" w:cs="Arial" w:eastAsia="Arial" w:hAnsi="Arial"/>
+                <w:sz w:val="20"/>
+                <w:szCs w:val="20"/>
+              </w:rPr>
+              <w:br/>
+              <w:t xml:space="preserve"/>
+            </w:r>
+            <w:r>
+              <w:rPr>
+                <w:rFonts w:ascii="Arial" w:cs="Arial" w:eastAsia="Arial" w:hAnsi="Arial"/>
+                <w:b/>
+                <w:bCs/>
+                <w:i w:val="false"/>
+                <w:iCs w:val="false"/>
+                <w:color w:val="000000"/>
+                <w:sz w:val="20"/>
+                <w:szCs w:val="20"/>
+              </w:rPr>
+              <w:t xml:space="preserve">Key Concepts:</w:t>
+            </w:r>
+            <w:r>
+              <w:rPr>
+                <w:rFonts w:ascii="Arial" w:cs="Arial" w:eastAsia="Arial" w:hAnsi="Arial"/>
+                <w:sz w:val="20"/>
+                <w:szCs w:val="20"/>
+              </w:rPr>
+              <w:br/>
+              <w:t xml:space="preserve"/>
+            </w:r>
+            <w:r>
+              <w:rPr>
+                <w:rFonts w:ascii="Arial" w:cs="Arial" w:eastAsia="Arial" w:hAnsi="Arial"/>
+                <w:b w:val="false"/>
+                <w:bCs w:val="false"/>
+                <w:i w:val="false"/>
+                <w:iCs w:val="false"/>
+                <w:color w:val="000000"/>
+                <w:sz w:val="20"/>
+                <w:szCs w:val="20"/>
+              </w:rPr>
+              <w:t xml:space="preserve">    • int() - Converts a value to an integer (whole number)</w:t>
+            </w:r>
+            <w:r>
+              <w:rPr>
+                <w:rFonts w:ascii="Arial" w:cs="Arial" w:eastAsia="Arial" w:hAnsi="Arial"/>
+                <w:sz w:val="20"/>
+                <w:szCs w:val="20"/>
+              </w:rPr>
+              <w:br/>
+              <w:t xml:space="preserve"/>
+            </w:r>
+            <w:r>
+              <w:rPr>
+                <w:rFonts w:ascii="Arial" w:cs="Arial" w:eastAsia="Arial" w:hAnsi="Arial"/>
+                <w:b w:val="false"/>
+                <w:bCs w:val="false"/>
+                <w:i w:val="false"/>
+                <w:iCs w:val="false"/>
+                <w:color w:val="000000"/>
+                <w:sz w:val="20"/>
+                <w:szCs w:val="20"/>
+              </w:rPr>
+              <w:t xml:space="preserve">    • float() - Converts a value to a float (decimal number)</w:t>
+            </w:r>
+            <w:r>
+              <w:rPr>
+                <w:rFonts w:ascii="Arial" w:cs="Arial" w:eastAsia="Arial" w:hAnsi="Arial"/>
+                <w:sz w:val="20"/>
+                <w:szCs w:val="20"/>
+              </w:rPr>
+              <w:br/>
+              <w:t xml:space="preserve"/>
+            </w:r>
+            <w:r>
+              <w:rPr>
+                <w:rFonts w:ascii="Arial" w:cs="Arial" w:eastAsia="Arial" w:hAnsi="Arial"/>
+                <w:b w:val="false"/>
+                <w:bCs w:val="false"/>
+                <w:i w:val="false"/>
+                <w:iCs w:val="false"/>
+                <w:color w:val="000000"/>
+                <w:sz w:val="20"/>
+                <w:szCs w:val="20"/>
+              </w:rPr>
+              <w:t xml:space="preserve">    • str() - Converts a value to a string (text)</w:t>
+            </w:r>
+            <w:r>
+              <w:rPr>
+                <w:rFonts w:ascii="Arial" w:cs="Arial" w:eastAsia="Arial" w:hAnsi="Arial"/>
+                <w:sz w:val="20"/>
+                <w:szCs w:val="20"/>
+              </w:rPr>
+              <w:br/>
+              <w:t xml:space="preserve"/>
+            </w:r>
+            <w:r>
+              <w:rPr>
+                <w:rFonts w:ascii="Arial" w:cs="Arial" w:eastAsia="Arial" w:hAnsi="Arial"/>
+                <w:b w:val="false"/>
+                <w:bCs w:val="false"/>
+                <w:i w:val="false"/>
+                <w:iCs w:val="false"/>
+                <w:color w:val="000000"/>
+                <w:sz w:val="20"/>
+                <w:szCs w:val="20"/>
+              </w:rPr>
+              <w:t xml:space="preserve">    • int("5") works → 5</w:t>
+            </w:r>
+            <w:r>
+              <w:rPr>
+                <w:rFonts w:ascii="Arial" w:cs="Arial" w:eastAsia="Arial" w:hAnsi="Arial"/>
+                <w:sz w:val="20"/>
+                <w:szCs w:val="20"/>
+              </w:rPr>
+              <w:br/>
+              <w:t xml:space="preserve"/>
+            </w:r>
+            <w:r>
+              <w:rPr>
+                <w:rFonts w:ascii="Arial" w:cs="Arial" w:eastAsia="Arial" w:hAnsi="Arial"/>
+                <w:b w:val="false"/>
+                <w:bCs w:val="false"/>
+                <w:i w:val="false"/>
+                <w:iCs w:val="false"/>
+                <w:color w:val="000000"/>
+                <w:sz w:val="20"/>
+                <w:szCs w:val="20"/>
+              </w:rPr>
+              <w:t xml:space="preserve">    • int("5.5") fails → error (can't convert string with decimal directly to int)</w:t>
+            </w:r>
+            <w:r>
+              <w:rPr>
+                <w:rFonts w:ascii="Arial" w:cs="Arial" w:eastAsia="Arial" w:hAnsi="Arial"/>
+                <w:sz w:val="20"/>
+                <w:szCs w:val="20"/>
+              </w:rPr>
+              <w:br/>
+              <w:t xml:space="preserve"/>
+            </w:r>
+            <w:r>
+              <w:rPr>
+                <w:rFonts w:ascii="Arial" w:cs="Arial" w:eastAsia="Arial" w:hAnsi="Arial"/>
+                <w:b w:val="false"/>
+                <w:bCs w:val="false"/>
+                <w:i w:val="false"/>
+                <w:iCs w:val="false"/>
+                <w:color w:val="000000"/>
+                <w:sz w:val="20"/>
+                <w:szCs w:val="20"/>
+              </w:rPr>
+              <w:t xml:space="preserve">    • int(5.9) works → 5 (truncates/removes the decimal)</w:t>
+            </w:r>
+            <w:r>
+              <w:rPr>
+                <w:rFonts w:ascii="Arial" w:cs="Arial" w:eastAsia="Arial" w:hAnsi="Arial"/>
+                <w:sz w:val="20"/>
+                <w:szCs w:val="20"/>
+              </w:rPr>
+              <w:br/>
+              <w:t xml:space="preserve"/>
+            </w:r>
+            <w:r>
+              <w:rPr>
+                <w:rFonts w:ascii="Arial" w:cs="Arial" w:eastAsia="Arial" w:hAnsi="Arial"/>
+                <w:b w:val="false"/>
+                <w:bCs w:val="false"/>
+                <w:i w:val="false"/>
+                <w:iCs w:val="false"/>
+                <w:color w:val="000000"/>
+                <w:sz w:val="20"/>
+                <w:szCs w:val="20"/>
+              </w:rPr>
+              <w:t xml:space="preserve">    • float("5") works → 5.0</w:t>
+            </w:r>
+            <w:r>
+              <w:rPr>
+                <w:rFonts w:ascii="Arial" w:cs="Arial" w:eastAsia="Arial" w:hAnsi="Arial"/>
+                <w:sz w:val="20"/>
+                <w:szCs w:val="20"/>
+              </w:rPr>
+              <w:br/>
+              <w:t xml:space="preserve"/>
+            </w:r>
+            <w:r>
+              <w:rPr>
+                <w:rFonts w:ascii="Arial" w:cs="Arial" w:eastAsia="Arial" w:hAnsi="Arial"/>
+                <w:b w:val="false"/>
+                <w:bCs w:val="false"/>
+                <w:i w:val="false"/>
+                <w:iCs w:val="false"/>
+                <w:color w:val="000000"/>
+                <w:sz w:val="20"/>
+                <w:szCs w:val="20"/>
+              </w:rPr>
+              <w:t xml:space="preserve">    • float("5.5") works → 5.5</w:t>
+            </w:r>
+            <w:r>
+              <w:rPr>
+                <w:rFonts w:ascii="Arial" w:cs="Arial" w:eastAsia="Arial" w:hAnsi="Arial"/>
+                <w:sz w:val="20"/>
+                <w:szCs w:val="20"/>
+              </w:rPr>
+              <w:br/>
+              <w:t xml:space="preserve"/>
+            </w:r>
+            <w:r>
+              <w:rPr>
+                <w:rFonts w:ascii="Arial" w:cs="Arial" w:eastAsia="Arial" w:hAnsi="Arial"/>
+                <w:sz w:val="20"/>
+                <w:szCs w:val="20"/>
+              </w:rPr>
+              <w:br/>
+              <w:t xml:space="preserve"/>
+            </w:r>
+            <w:r>
+              <w:rPr>
+                <w:rFonts w:ascii="Arial" w:cs="Arial" w:eastAsia="Arial" w:hAnsi="Arial"/>
+                <w:b/>
+                <w:bCs/>
+                <w:i w:val="false"/>
+                <w:iCs w:val="false"/>
+                <w:color w:val="000000"/>
+                <w:sz w:val="20"/>
+                <w:szCs w:val="20"/>
+              </w:rPr>
+              <w:t xml:space="preserve">Vocabulary: </w:t>
+            </w:r>
+            <w:r>
+              <w:rPr>
+                <w:rFonts w:ascii="Arial" w:cs="Arial" w:eastAsia="Arial" w:hAnsi="Arial"/>
+                <w:b w:val="false"/>
+                <w:bCs w:val="false"/>
+                <w:i w:val="false"/>
+                <w:iCs w:val="false"/>
+                <w:color w:val="000000"/>
+                <w:sz w:val="20"/>
+                <w:szCs w:val="20"/>
+              </w:rPr>
+              <w:t xml:space="preserve">convert, type conversion, casting, Important notes, Common pattern</w:t>
+            </w:r>
+            <w:r>
+              <w:rPr>
+                <w:rFonts w:ascii="Arial" w:cs="Arial" w:eastAsia="Arial" w:hAnsi="Arial"/>
+                <w:sz w:val="20"/>
+                <w:szCs w:val="20"/>
+              </w:rPr>
+              <w:br/>
+              <w:t xml:space="preserve"/>
+            </w:r>
+            <w:r>
+              <w:rPr>
+                <w:rFonts w:ascii="Arial" w:cs="Arial" w:eastAsia="Arial" w:hAnsi="Arial"/>
+                <w:sz w:val="20"/>
+                <w:szCs w:val="20"/>
+              </w:rPr>
+              <w:br/>
+              <w:t xml:space="preserve"/>
+            </w:r>
+            <w:r>
+              <w:rPr>
+                <w:rFonts w:ascii="Arial" w:cs="Arial" w:eastAsia="Arial" w:hAnsi="Arial"/>
+                <w:b/>
+                <w:bCs/>
+                <w:i/>
+                <w:iCs/>
+                <w:color w:val="555555"/>
+                <w:sz w:val="20"/>
+                <w:szCs w:val="20"/>
+              </w:rPr>
+              <w:t xml:space="preserve">→ Live Demo — </w:t>
+            </w:r>
+            <w:r>
+              <w:rPr>
+                <w:rFonts w:ascii="Arial" w:cs="Arial" w:eastAsia="Arial" w:hAnsi="Arial"/>
+                <w:b w:val="false"/>
+                <w:bCs w:val="false"/>
+                <w:i/>
+                <w:iCs/>
+                <w:color w:val="555555"/>
+                <w:sz w:val="20"/>
+                <w:szCs w:val="20"/>
+              </w:rPr>
+              <w:t xml:space="preserve">type examples as students follow along in their own editor.</w:t>
+            </w:r>
+            <w:r>
+              <w:rPr>
+                <w:rFonts w:ascii="Arial" w:cs="Arial" w:eastAsia="Arial" w:hAnsi="Arial"/>
+                <w:sz w:val="20"/>
+                <w:szCs w:val="20"/>
+              </w:rPr>
+              <w:br/>
+              <w:t xml:space="preserve"/>
+            </w:r>
+            <w:r>
+              <w:rPr>
+                <w:rFonts w:ascii="Arial" w:cs="Arial" w:eastAsia="Arial" w:hAnsi="Arial"/>
+                <w:b/>
+                <w:bCs/>
+                <w:i/>
+                <w:iCs/>
+                <w:color w:val="555555"/>
+                <w:sz w:val="20"/>
+                <w:szCs w:val="20"/>
+              </w:rPr>
+              <w:t xml:space="preserve">→ Check for Understanding: </w:t>
+            </w:r>
+            <w:r>
+              <w:rPr>
+                <w:rFonts w:ascii="Arial" w:cs="Arial" w:eastAsia="Arial" w:hAnsi="Arial"/>
+                <w:b w:val="false"/>
+                <w:bCs w:val="false"/>
+                <w:i/>
+                <w:iCs/>
+                <w:color w:val="555555"/>
+                <w:sz w:val="20"/>
+                <w:szCs w:val="20"/>
+              </w:rPr>
+              <w:t xml:space="preserve">pause and cold-call: “Can someone explain what we just did in their own words?”</w:t>
             </w:r>
           </w:p>
         </w:tc>
@@ -377,9 +1021,9 @@
               <w:right w:val="single" w:color="CCCCCC" w:sz="1"/>
             </w:tcBorders>
             <w:tcMar>
-              <w:top w:type="dxa" w:w="60"/>
+              <w:top w:type="dxa" w:w="80"/>
               <w:left w:type="dxa" w:w="120"/>
-              <w:bottom w:type="dxa" w:w="60"/>
+              <w:bottom w:type="dxa" w:w="80"/>
               <w:right w:type="dxa" w:w="120"/>
             </w:tcMar>
           </w:tcPr>
@@ -406,20 +1050,90 @@
               <w:right w:val="single" w:color="CCCCCC" w:sz="1"/>
             </w:tcBorders>
             <w:tcMar>
-              <w:top w:type="dxa" w:w="60"/>
+              <w:top w:type="dxa" w:w="80"/>
               <w:left w:type="dxa" w:w="120"/>
-              <w:bottom w:type="dxa" w:w="60"/>
+              <w:bottom w:type="dxa" w:w="80"/>
               <w:right w:type="dxa" w:w="120"/>
             </w:tcMar>
           </w:tcPr>
           <w:p>
-            <w:r>
-              <w:rPr>
-                <w:rFonts w:ascii="Arial" w:cs="Arial" w:eastAsia="Arial" w:hAnsi="Arial"/>
-                <w:sz w:val="20"/>
-                <w:szCs w:val="20"/>
+            <w:pPr>
+              <w:spacing w:after="80" w:before="80"/>
+            </w:pPr>
+            <w:r>
+              <w:rPr>
+                <w:rFonts w:ascii="Arial" w:cs="Arial" w:eastAsia="Arial" w:hAnsi="Arial"/>
+                <w:b/>
+                <w:bCs/>
+                <w:i w:val="false"/>
+                <w:iCs w:val="false"/>
+                <w:color w:val="000000"/>
+                <w:sz w:val="22"/>
+                <w:szCs w:val="22"/>
               </w:rPr>
               <w:t xml:space="preserve">Guided Practice</w:t>
+            </w:r>
+            <w:r>
+              <w:rPr>
+                <w:rFonts w:ascii="Arial" w:cs="Arial" w:eastAsia="Arial" w:hAnsi="Arial"/>
+                <w:sz w:val="20"/>
+                <w:szCs w:val="20"/>
+              </w:rPr>
+              <w:br/>
+              <w:t xml:space="preserve"/>
+            </w:r>
+            <w:r>
+              <w:rPr>
+                <w:rFonts w:ascii="Arial" w:cs="Arial" w:eastAsia="Arial" w:hAnsi="Arial"/>
+                <w:sz w:val="20"/>
+                <w:szCs w:val="20"/>
+              </w:rPr>
+              <w:br/>
+              <w:t xml:space="preserve"/>
+            </w:r>
+            <w:r>
+              <w:rPr>
+                <w:rFonts w:ascii="Arial" w:cs="Arial" w:eastAsia="Arial" w:hAnsi="Arial"/>
+                <w:b w:val="false"/>
+                <w:bCs w:val="false"/>
+                <w:i w:val="false"/>
+                <w:iCs w:val="false"/>
+                <w:color w:val="000000"/>
+                <w:sz w:val="20"/>
+                <w:szCs w:val="20"/>
+              </w:rPr>
+              <w:t xml:space="preserve">Create a simple calculator program that:</w:t>
+            </w:r>
+            <w:r>
+              <w:rPr>
+                <w:rFonts w:ascii="Arial" w:cs="Arial" w:eastAsia="Arial" w:hAnsi="Arial"/>
+                <w:sz w:val="20"/>
+                <w:szCs w:val="20"/>
+              </w:rPr>
+              <w:br/>
+              <w:t xml:space="preserve"/>
+            </w:r>
+            <w:r>
+              <w:rPr>
+                <w:rFonts w:ascii="Arial" w:cs="Arial" w:eastAsia="Arial" w:hAnsi="Arial"/>
+                <w:sz w:val="20"/>
+                <w:szCs w:val="20"/>
+              </w:rPr>
+              <w:br/>
+              <w:t xml:space="preserve"/>
+            </w:r>
+            <w:r>
+              <w:rPr>
+                <w:rFonts w:ascii="Arial" w:cs="Arial" w:eastAsia="Arial" w:hAnsi="Arial"/>
+                <w:b w:val="false"/>
+                <w:bCs w:val="false"/>
+                <w:i/>
+                <w:iCs/>
+                <w:color w:val="555555"/>
+                <w:sz w:val="20"/>
+                <w:szCs w:val="20"/>
+              </w:rPr>
+              <w:t xml:space="preserve">→ Teacher models — students try alongside, then compare results.</w:t>
             </w:r>
           </w:p>
         </w:tc>
@@ -435,9 +1149,9 @@
               <w:right w:val="single" w:color="CCCCCC" w:sz="1"/>
             </w:tcBorders>
             <w:tcMar>
-              <w:top w:type="dxa" w:w="60"/>
+              <w:top w:type="dxa" w:w="80"/>
               <w:left w:type="dxa" w:w="120"/>
-              <w:bottom w:type="dxa" w:w="60"/>
+              <w:bottom w:type="dxa" w:w="80"/>
               <w:right w:type="dxa" w:w="120"/>
             </w:tcMar>
           </w:tcPr>
@@ -450,7 +1164,7 @@
                 <w:sz w:val="20"/>
                 <w:szCs w:val="20"/>
               </w:rPr>
-              <w:t xml:space="preserve">15-20 min</w:t>
+              <w:t xml:space="preserve">15–20 min</w:t>
             </w:r>
           </w:p>
         </w:tc>
@@ -464,20 +1178,164 @@
               <w:right w:val="single" w:color="CCCCCC" w:sz="1"/>
             </w:tcBorders>
             <w:tcMar>
-              <w:top w:type="dxa" w:w="60"/>
+              <w:top w:type="dxa" w:w="80"/>
               <w:left w:type="dxa" w:w="120"/>
-              <w:bottom w:type="dxa" w:w="60"/>
+              <w:bottom w:type="dxa" w:w="80"/>
               <w:right w:type="dxa" w:w="120"/>
             </w:tcMar>
           </w:tcPr>
           <w:p>
-            <w:r>
-              <w:rPr>
-                <w:rFonts w:ascii="Arial" w:cs="Arial" w:eastAsia="Arial" w:hAnsi="Arial"/>
-                <w:sz w:val="20"/>
-                <w:szCs w:val="20"/>
+            <w:pPr>
+              <w:spacing w:after="80" w:before="80"/>
+            </w:pPr>
+            <w:r>
+              <w:rPr>
+                <w:rFonts w:ascii="Arial" w:cs="Arial" w:eastAsia="Arial" w:hAnsi="Arial"/>
+                <w:b/>
+                <w:bCs/>
+                <w:i w:val="false"/>
+                <w:iCs w:val="false"/>
+                <w:color w:val="000000"/>
+                <w:sz w:val="22"/>
+                <w:szCs w:val="22"/>
               </w:rPr>
               <w:t xml:space="preserve">Independent Practice / Code Along</w:t>
+            </w:r>
+            <w:r>
+              <w:rPr>
+                <w:rFonts w:ascii="Arial" w:cs="Arial" w:eastAsia="Arial" w:hAnsi="Arial"/>
+                <w:sz w:val="20"/>
+                <w:szCs w:val="20"/>
+              </w:rPr>
+              <w:br/>
+              <w:t xml:space="preserve"/>
+            </w:r>
+            <w:r>
+              <w:rPr>
+                <w:rFonts w:ascii="Arial" w:cs="Arial" w:eastAsia="Arial" w:hAnsi="Arial"/>
+                <w:b/>
+                <w:bCs/>
+                <w:i w:val="false"/>
+                <w:iCs w:val="false"/>
+                <w:color w:val="000000"/>
+                <w:sz w:val="20"/>
+                <w:szCs w:val="20"/>
+              </w:rPr>
+              <w:t xml:space="preserve">    Beginner: </w:t>
+            </w:r>
+            <w:r>
+              <w:rPr>
+                <w:rFonts w:ascii="Arial" w:cs="Arial" w:eastAsia="Arial" w:hAnsi="Arial"/>
+                <w:b w:val="false"/>
+                <w:bCs w:val="false"/>
+                <w:i w:val="false"/>
+                <w:iCs w:val="false"/>
+                <w:color w:val="000000"/>
+                <w:sz w:val="20"/>
+                <w:szCs w:val="20"/>
+              </w:rPr>
+              <w:t xml:space="preserve">Write a program that asks for two numbers and prints their sum, difference, product, and quotient.</w:t>
+            </w:r>
+            <w:r>
+              <w:rPr>
+                <w:rFonts w:ascii="Arial" w:cs="Arial" w:eastAsia="Arial" w:hAnsi="Arial"/>
+                <w:sz w:val="20"/>
+                <w:szCs w:val="20"/>
+              </w:rPr>
+              <w:br/>
+              <w:t xml:space="preserve"/>
+            </w:r>
+            <w:r>
+              <w:rPr>
+                <w:rFonts w:ascii="Arial" w:cs="Arial" w:eastAsia="Arial" w:hAnsi="Arial"/>
+                <w:b/>
+                <w:bCs/>
+                <w:i w:val="false"/>
+                <w:iCs w:val="false"/>
+                <w:color w:val="000000"/>
+                <w:sz w:val="20"/>
+                <w:szCs w:val="20"/>
+              </w:rPr>
+              <w:t xml:space="preserve">    Intermediate: </w:t>
+            </w:r>
+            <w:r>
+              <w:rPr>
+                <w:rFonts w:ascii="Arial" w:cs="Arial" w:eastAsia="Arial" w:hAnsi="Arial"/>
+                <w:b w:val="false"/>
+                <w:bCs w:val="false"/>
+                <w:i w:val="false"/>
+                <w:iCs w:val="false"/>
+                <w:color w:val="000000"/>
+                <w:sz w:val="20"/>
+                <w:szCs w:val="20"/>
+              </w:rPr>
+              <w:t xml:space="preserve">Write a miles-to-kilometers converter. Ask the user for miles (as a float) and print the equivalent in km (1 mile = 1.60934 km).…</w:t>
+            </w:r>
+            <w:r>
+              <w:rPr>
+                <w:rFonts w:ascii="Arial" w:cs="Arial" w:eastAsia="Arial" w:hAnsi="Arial"/>
+                <w:sz w:val="20"/>
+                <w:szCs w:val="20"/>
+              </w:rPr>
+              <w:br/>
+              <w:t xml:space="preserve"/>
+            </w:r>
+            <w:r>
+              <w:rPr>
+                <w:rFonts w:ascii="Arial" w:cs="Arial" w:eastAsia="Arial" w:hAnsi="Arial"/>
+                <w:b/>
+                <w:bCs/>
+                <w:i w:val="false"/>
+                <w:iCs w:val="false"/>
+                <w:color w:val="000000"/>
+                <w:sz w:val="20"/>
+                <w:szCs w:val="20"/>
+              </w:rPr>
+              <w:t xml:space="preserve">    Challenge: </w:t>
+            </w:r>
+            <w:r>
+              <w:rPr>
+                <w:rFonts w:ascii="Arial" w:cs="Arial" w:eastAsia="Arial" w:hAnsi="Arial"/>
+                <w:b w:val="false"/>
+                <w:bCs w:val="false"/>
+                <w:i w:val="false"/>
+                <w:iCs w:val="false"/>
+                <w:color w:val="000000"/>
+                <w:sz w:val="20"/>
+                <w:szCs w:val="20"/>
+              </w:rPr>
+              <w:t xml:space="preserve">Write a program that asks for a principal amount (starting money), interest rate (as a decimal), and years, then calculates compound interes…</w:t>
+            </w:r>
+            <w:r>
+              <w:rPr>
+                <w:rFonts w:ascii="Arial" w:cs="Arial" w:eastAsia="Arial" w:hAnsi="Arial"/>
+                <w:sz w:val="20"/>
+                <w:szCs w:val="20"/>
+              </w:rPr>
+              <w:br/>
+              <w:t xml:space="preserve"/>
+            </w:r>
+            <w:r>
+              <w:rPr>
+                <w:rFonts w:ascii="Arial" w:cs="Arial" w:eastAsia="Arial" w:hAnsi="Arial"/>
+                <w:sz w:val="20"/>
+                <w:szCs w:val="20"/>
+              </w:rPr>
+              <w:br/>
+              <w:t xml:space="preserve"/>
+            </w:r>
+            <w:r>
+              <w:rPr>
+                <w:rFonts w:ascii="Arial" w:cs="Arial" w:eastAsia="Arial" w:hAnsi="Arial"/>
+                <w:b w:val="false"/>
+                <w:bCs w:val="false"/>
+                <w:i/>
+                <w:iCs/>
+                <w:color w:val="555555"/>
+                <w:sz w:val="20"/>
+                <w:szCs w:val="20"/>
+              </w:rPr>
+              <w:t xml:space="preserve">→ Teacher circulates — offer hints, check for understanding.</w:t>
             </w:r>
           </w:p>
         </w:tc>
@@ -493,9 +1351,9 @@
               <w:right w:val="single" w:color="CCCCCC" w:sz="1"/>
             </w:tcBorders>
             <w:tcMar>
-              <w:top w:type="dxa" w:w="60"/>
+              <w:top w:type="dxa" w:w="80"/>
               <w:left w:type="dxa" w:w="120"/>
-              <w:bottom w:type="dxa" w:w="60"/>
+              <w:bottom w:type="dxa" w:w="80"/>
               <w:right w:type="dxa" w:w="120"/>
             </w:tcMar>
           </w:tcPr>
@@ -522,20 +1380,90 @@
               <w:right w:val="single" w:color="CCCCCC" w:sz="1"/>
             </w:tcBorders>
             <w:tcMar>
-              <w:top w:type="dxa" w:w="60"/>
+              <w:top w:type="dxa" w:w="80"/>
               <w:left w:type="dxa" w:w="120"/>
-              <w:bottom w:type="dxa" w:w="60"/>
+              <w:bottom w:type="dxa" w:w="80"/>
               <w:right w:type="dxa" w:w="120"/>
             </w:tcMar>
           </w:tcPr>
           <w:p>
-            <w:r>
-              <w:rPr>
-                <w:rFonts w:ascii="Arial" w:cs="Arial" w:eastAsia="Arial" w:hAnsi="Arial"/>
-                <w:sz w:val="20"/>
-                <w:szCs w:val="20"/>
+            <w:pPr>
+              <w:spacing w:after="80" w:before="80"/>
+            </w:pPr>
+            <w:r>
+              <w:rPr>
+                <w:rFonts w:ascii="Arial" w:cs="Arial" w:eastAsia="Arial" w:hAnsi="Arial"/>
+                <w:b/>
+                <w:bCs/>
+                <w:i w:val="false"/>
+                <w:iCs w:val="false"/>
+                <w:color w:val="000000"/>
+                <w:sz w:val="22"/>
+                <w:szCs w:val="22"/>
               </w:rPr>
               <w:t xml:space="preserve">Exit Ticket / Wrap-Up</w:t>
+            </w:r>
+            <w:r>
+              <w:rPr>
+                <w:rFonts w:ascii="Arial" w:cs="Arial" w:eastAsia="Arial" w:hAnsi="Arial"/>
+                <w:sz w:val="20"/>
+                <w:szCs w:val="20"/>
+              </w:rPr>
+              <w:br/>
+              <w:t xml:space="preserve"/>
+            </w:r>
+            <w:r>
+              <w:rPr>
+                <w:rFonts w:ascii="Arial" w:cs="Arial" w:eastAsia="Arial" w:hAnsi="Arial"/>
+                <w:sz w:val="20"/>
+                <w:szCs w:val="20"/>
+              </w:rPr>
+              <w:br/>
+              <w:t xml:space="preserve"/>
+            </w:r>
+            <w:r>
+              <w:rPr>
+                <w:rFonts w:ascii="Arial" w:cs="Arial" w:eastAsia="Arial" w:hAnsi="Arial"/>
+                <w:b w:val="false"/>
+                <w:bCs w:val="false"/>
+                <w:i w:val="false"/>
+                <w:iCs w:val="false"/>
+                <w:color w:val="000000"/>
+                <w:sz w:val="20"/>
+                <w:szCs w:val="20"/>
+              </w:rPr>
+              <w:t xml:space="preserve">Quick Check: Convert user input to numeric data types for calculations?</w:t>
+            </w:r>
+            <w:r>
+              <w:rPr>
+                <w:rFonts w:ascii="Arial" w:cs="Arial" w:eastAsia="Arial" w:hAnsi="Arial"/>
+                <w:sz w:val="20"/>
+                <w:szCs w:val="20"/>
+              </w:rPr>
+              <w:br/>
+              <w:t xml:space="preserve"/>
+            </w:r>
+            <w:r>
+              <w:rPr>
+                <w:rFonts w:ascii="Arial" w:cs="Arial" w:eastAsia="Arial" w:hAnsi="Arial"/>
+                <w:sz w:val="20"/>
+                <w:szCs w:val="20"/>
+              </w:rPr>
+              <w:br/>
+              <w:t xml:space="preserve"/>
+            </w:r>
+            <w:r>
+              <w:rPr>
+                <w:rFonts w:ascii="Arial" w:cs="Arial" w:eastAsia="Arial" w:hAnsi="Arial"/>
+                <w:b w:val="false"/>
+                <w:bCs w:val="false"/>
+                <w:i/>
+                <w:iCs/>
+                <w:color w:val="555555"/>
+                <w:sz w:val="20"/>
+                <w:szCs w:val="20"/>
+              </w:rPr>
+              <w:t xml:space="preserve">→ 3–2–1: Name 3 things learned, 2 new vocab words, 1 question you still have.</w:t>
             </w:r>
           </w:p>
         </w:tc>
@@ -882,19 +1810,6 @@
                 <w:sz w:val="18"/>
                 <w:szCs w:val="18"/>
               </w:rPr>
-              <w:t xml:space="preserve"># Converting input to int</w:t>
-            </w:r>
-          </w:p>
-          <w:p>
-            <w:pPr>
-              <w:spacing w:after="20"/>
-            </w:pPr>
-            <w:r>
-              <w:rPr>
-                <w:rFonts w:ascii="Courier New" w:cs="Courier New" w:eastAsia="Courier New" w:hAnsi="Courier New"/>
-                <w:sz w:val="18"/>
-                <w:szCs w:val="18"/>
-              </w:rPr>
               <w:t xml:space="preserve">age = int(input("How old are you? "))</w:t>
             </w:r>
           </w:p>
@@ -934,7 +1849,7 @@
                 <w:sz w:val="18"/>
                 <w:szCs w:val="18"/>
               </w:rPr>
-              <w:t xml:space="preserve"># Converting input to float</w:t>
+              <w:t xml:space="preserve"> </w:t>
             </w:r>
           </w:p>
           <w:p>
@@ -986,7 +1901,7 @@
                 <w:sz w:val="18"/>
                 <w:szCs w:val="18"/>
               </w:rPr>
-              <w:t xml:space="preserve"># Converting numbers to strings for concatenation</w:t>
+              <w:t xml:space="preserve"> </w:t>
             </w:r>
           </w:p>
           <w:p>
@@ -1051,7 +1966,7 @@
                 <w:sz w:val="18"/>
                 <w:szCs w:val="18"/>
               </w:rPr>
-              <w:t xml:space="preserve"># Using converted input in calculations</w:t>
+              <w:t xml:space="preserve"> </w:t>
             </w:r>
           </w:p>
           <w:p>
@@ -1116,7 +2031,7 @@
                 <w:sz w:val="18"/>
                 <w:szCs w:val="18"/>
               </w:rPr>
-              <w:t xml:space="preserve"># Multiple conversions</w:t>
+              <w:t xml:space="preserve"> </w:t>
             </w:r>
           </w:p>
           <w:p>
@@ -1222,19 +2137,6 @@
                 <w:sz w:val="18"/>
                 <w:szCs w:val="18"/>
               </w:rPr>
-              <w:t xml:space="preserve"># Starter code</w:t>
-            </w:r>
-          </w:p>
-          <w:p>
-            <w:pPr>
-              <w:spacing w:after="20"/>
-            </w:pPr>
-            <w:r>
-              <w:rPr>
-                <w:rFonts w:ascii="Courier New" w:cs="Courier New" w:eastAsia="Courier New" w:hAnsi="Courier New"/>
-                <w:sz w:val="18"/>
-                <w:szCs w:val="18"/>
-              </w:rPr>
               <w:t xml:space="preserve">num1 = int(input("Enter first number: "))</w:t>
             </w:r>
           </w:p>
@@ -1367,19 +2269,6 @@
                 <w:sz w:val="18"/>
                 <w:szCs w:val="18"/>
               </w:rPr>
-              <w:t xml:space="preserve"># Problem 1 Example</w:t>
-            </w:r>
-          </w:p>
-          <w:p>
-            <w:pPr>
-              <w:spacing w:after="20"/>
-            </w:pPr>
-            <w:r>
-              <w:rPr>
-                <w:rFonts w:ascii="Courier New" w:cs="Courier New" w:eastAsia="Courier New" w:hAnsi="Courier New"/>
-                <w:sz w:val="18"/>
-                <w:szCs w:val="18"/>
-              </w:rPr>
               <w:t xml:space="preserve">num1 = int(input("Enter first number: "))</w:t>
             </w:r>
           </w:p>
@@ -1471,7 +2360,7 @@
                 <w:sz w:val="18"/>
                 <w:szCs w:val="18"/>
               </w:rPr>
-              <w:t xml:space="preserve"># Problem 2 Example</w:t>
+              <w:t xml:space="preserve"> </w:t>
             </w:r>
           </w:p>
           <w:p>
@@ -1536,7 +2425,7 @@
                 <w:sz w:val="18"/>
                 <w:szCs w:val="18"/>
               </w:rPr>
-              <w:t xml:space="preserve"># Problem 3 Example</w:t>
+              <w:t xml:space="preserve"> </w:t>
             </w:r>
           </w:p>
           <w:p>

--- a/Coding 1 - year/Unit 1 - Intro to Programming/Daily Lesson Plans/Word/Day 9.docx
+++ b/Coding 1 - year/Unit 1 - Intro to Programming/Daily Lesson Plans/Word/Day 9.docx
@@ -380,7 +380,7 @@
                 <w:sz w:val="20"/>
                 <w:szCs w:val="20"/>
               </w:rPr>
-              <w:t xml:space="preserve">    In your own words: Convert user input to numeric data types for calculations?</w:t>
+              <w:t xml:space="preserve">    Why would a program need to convert user input to numeric data types for calculations? Can you think of a real-world example?</w:t>
             </w:r>
             <w:r>
               <w:rPr>
@@ -477,7 +477,7 @@
                 <w:sz w:val="20"/>
                 <w:szCs w:val="20"/>
               </w:rPr>
-              <w:t xml:space="preserve">Today's Goal: By the end of class you will be able to convert user input to numeric data types for calculations.</w:t>
+              <w:t xml:space="preserve">Today’s Goal: By the end of class you will be able to convert user input to numeric data types for calculations.</w:t>
             </w:r>
             <w:r>
               <w:rPr>
@@ -1432,7 +1432,7 @@
                 <w:sz w:val="20"/>
                 <w:szCs w:val="20"/>
               </w:rPr>
-              <w:t xml:space="preserve">Quick Check: Convert user input to numeric data types for calculations?</w:t>
+              <w:t xml:space="preserve">Describe the process to convert user input to numeric data types for calculations. What's the trickiest part?</w:t>
             </w:r>
             <w:r>
               <w:rPr>
